--- a/klagomål/A 19263-2025 FSC-klagomål.docx
+++ b/klagomål/A 19263-2025 FSC-klagomål.docx
@@ -666,7 +666,7 @@
     <w:r>
       <w:tab/>
       <w:tab/>
-      <w:t>2026-06-18</w:t>
+      <w:t>2026-06-19</w:t>
       <w:br/>
       <w:br/>
     </w:r>

--- a/klagomål/A 19263-2025 FSC-klagomål.docx
+++ b/klagomål/A 19263-2025 FSC-klagomål.docx
@@ -666,7 +666,7 @@
     <w:r>
       <w:tab/>
       <w:tab/>
-      <w:t>2026-06-19</w:t>
+      <w:t>2026-06-20</w:t>
       <w:br/>
       <w:br/>
     </w:r>

--- a/klagomål/A 19263-2025 FSC-klagomål.docx
+++ b/klagomål/A 19263-2025 FSC-klagomål.docx
@@ -168,38 +168,7 @@
     </w:p>
     <w:p>
       <w:r>
-        <w:t>Detta dokument behandlar höga naturvärden i avverkningsanmälan A 19263-2025 i Ragunda kommun som inkom 2025-04-22 och omfattar 1,0 ha.</w:t>
-      </w:r>
-    </w:p>
-    <w:p>
-      <w:r>
-        <w:t>Nedan presenteras fynd av naturvårdsarter som gjorts i det avverkningsanmälda området, samt relevanta utdrag ur standarderna för FSC, Chain of Custody, Controlled Wood och PEFC.</w:t>
-      </w:r>
-    </w:p>
-    <w:p>
-      <w:r>
-        <w:t>Vi förväntar oss att ni återkommer med ett skriftligt svar på vårt klagomål och även beskriver vilka korrigerande åtgärder ni satt in för att rätta till identifierade brister i er efterlevnad av den svenska FSC standarden.</w:t>
-      </w:r>
-    </w:p>
-    <w:p>
-      <w:pPr>
-        <w:pStyle w:val="Heading1"/>
-      </w:pPr>
-      <w:r>
-        <w:t>Naturvårdsarter</w:t>
-      </w:r>
-    </w:p>
-    <w:p>
-      <w:r>
-        <w:t>Inom 21 meter från avverkningsanmälan har följande 1 naturvårdsarter hittats: vitgrynig nållav (NT). Av dessa är 1 rödlistade. För rödlistade arter har rödlistekategorin angivits inom parentes.</w:t>
-      </w:r>
-    </w:p>
-    <w:p>
-      <w:r>
-        <w:t>De påträffade naturvårdsarterna är ett tydligt kvitto på att det rör sig om en skog med höga naturvärden.</w:t>
-      </w:r>
-      <w:r>
-        <w:t xml:space="preserve"> I Figur 1 visas fyndplatser för naturvårdsarter i området, som finns registrerade på Artportalen.</w:t>
+        <w:t>Detta klagomål behandlar höga naturvärden i avverkningsanmälan A 19263-2025 i Ragunda kommun som inkom 2025-04-22 och omfattar 1,0 ha.</w:t>
       </w:r>
     </w:p>
     <w:p>
@@ -247,7 +216,35 @@
         <w:spacing w:after="240"/>
       </w:pPr>
       <w:r>
-        <w:t>Figur 1. Fyndplatser för naturvårdsarter inom 21 meter från avverkningsanmälan (röd linje). Markörer utan svart kant är placerade på fyndplatsen. Markörer med svart kant är placerade vid sidan av fyndplatsen och har ett svart streck som visar fyndplatsens exakta position. Kartans mittpunktskoordinat är N 6985247, E 592790 i SWEREF 99 TM.</w:t>
+        <w:t>Figur 1. Fyndplatser för naturvårdsarter inom 21 meter från avverkningsanmälan. Markörer utan svart kant är placerade på fyndplatsen. Markörer med svart kant är placerade vid sidan av fyndplatsen har ett svart streck som visar fyndplatsens exakta position. Kartans mittpunktskoordinat är N 6985247, E 592790 i SWEREF 99 TM.</w:t>
+      </w:r>
+    </w:p>
+    <w:p>
+      <w:r>
+        <w:t>Inom 21 meter från avverkningsanmälan finns fynd av 1 naturvårdsarter, varav 1 är rödlistad: vitgrynig nållav (NT). Se Figur 1.</w:t>
+      </w:r>
+    </w:p>
+    <w:p>
+      <w:r>
+        <w:t>Nedan presenteras relevanta utdrag ur standarderna för FSC, Chain of Custody, Controlled Wood och PEFC.</w:t>
+      </w:r>
+    </w:p>
+    <w:p>
+      <w:r>
+        <w:t>Vi förväntar oss att ni återkommer med ett skriftligt svar på vårt klagomål och även beskriver vilka korrigerande åtgärder ni satt in för att rätta till identifierade brister i er efterlevnad av den svenska FSC standarden.</w:t>
+      </w:r>
+    </w:p>
+    <w:p>
+      <w:pPr>
+        <w:pStyle w:val="Heading1"/>
+      </w:pPr>
+      <w:r>
+        <w:t>Naturvårdsarter och fridlysta arter</w:t>
+      </w:r>
+    </w:p>
+    <w:p>
+      <w:r>
+        <w:t>Nedan följer beskrivningar av de naturvårdsarter och fridlysta arter som har sina livsmiljöer och växtplatser i den avverkningsanmälda skogen. De påträffade naturvårdsarterna är ett tydligt kvitto på att det rör sig om en skog med höga naturvärden.</w:t>
       </w:r>
     </w:p>
     <w:p>
@@ -666,7 +663,7 @@
     <w:r>
       <w:tab/>
       <w:tab/>
-      <w:t>2026-06-20</w:t>
+      <w:t>2026-06-21</w:t>
       <w:br/>
       <w:br/>
     </w:r>

--- a/klagomål/A 19263-2025 FSC-klagomål.docx
+++ b/klagomål/A 19263-2025 FSC-klagomål.docx
@@ -663,7 +663,7 @@
     <w:r>
       <w:tab/>
       <w:tab/>
-      <w:t>2026-06-21</w:t>
+      <w:t>2026-06-22</w:t>
       <w:br/>
       <w:br/>
     </w:r>

--- a/klagomål/A 19263-2025 FSC-klagomål.docx
+++ b/klagomål/A 19263-2025 FSC-klagomål.docx
@@ -663,7 +663,7 @@
     <w:r>
       <w:tab/>
       <w:tab/>
-      <w:t>2026-06-22</w:t>
+      <w:t>2026-06-23</w:t>
       <w:br/>
       <w:br/>
     </w:r>

--- a/klagomål/A 19263-2025 FSC-klagomål.docx
+++ b/klagomål/A 19263-2025 FSC-klagomål.docx
@@ -663,7 +663,7 @@
     <w:r>
       <w:tab/>
       <w:tab/>
-      <w:t>2026-06-23</w:t>
+      <w:t>2026-06-24</w:t>
       <w:br/>
       <w:br/>
     </w:r>

--- a/klagomål/A 19263-2025 FSC-klagomål.docx
+++ b/klagomål/A 19263-2025 FSC-klagomål.docx
@@ -663,7 +663,7 @@
     <w:r>
       <w:tab/>
       <w:tab/>
-      <w:t>2026-06-24</w:t>
+      <w:t>2026-06-25</w:t>
       <w:br/>
       <w:br/>
     </w:r>

--- a/klagomål/A 19263-2025 FSC-klagomål.docx
+++ b/klagomål/A 19263-2025 FSC-klagomål.docx
@@ -663,7 +663,7 @@
     <w:r>
       <w:tab/>
       <w:tab/>
-      <w:t>2026-06-25</w:t>
+      <w:t>2026-06-26</w:t>
       <w:br/>
       <w:br/>
     </w:r>

--- a/klagomål/A 19263-2025 FSC-klagomål.docx
+++ b/klagomål/A 19263-2025 FSC-klagomål.docx
@@ -663,7 +663,7 @@
     <w:r>
       <w:tab/>
       <w:tab/>
-      <w:t>2026-06-26</w:t>
+      <w:t>2026-06-27</w:t>
       <w:br/>
       <w:br/>
     </w:r>

--- a/klagomål/A 19263-2025 FSC-klagomål.docx
+++ b/klagomål/A 19263-2025 FSC-klagomål.docx
@@ -663,7 +663,7 @@
     <w:r>
       <w:tab/>
       <w:tab/>
-      <w:t>2026-06-27</w:t>
+      <w:t>2026-06-28</w:t>
       <w:br/>
       <w:br/>
     </w:r>

--- a/klagomål/A 19263-2025 FSC-klagomål.docx
+++ b/klagomål/A 19263-2025 FSC-klagomål.docx
@@ -663,7 +663,7 @@
     <w:r>
       <w:tab/>
       <w:tab/>
-      <w:t>2026-06-28</w:t>
+      <w:t>2026-06-29</w:t>
       <w:br/>
       <w:br/>
     </w:r>

--- a/klagomål/A 19263-2025 FSC-klagomål.docx
+++ b/klagomål/A 19263-2025 FSC-klagomål.docx
@@ -663,7 +663,7 @@
     <w:r>
       <w:tab/>
       <w:tab/>
-      <w:t>2026-06-29</w:t>
+      <w:t>2026-06-30</w:t>
       <w:br/>
       <w:br/>
     </w:r>

--- a/klagomål/A 19263-2025 FSC-klagomål.docx
+++ b/klagomål/A 19263-2025 FSC-klagomål.docx
@@ -663,7 +663,7 @@
     <w:r>
       <w:tab/>
       <w:tab/>
-      <w:t>2026-06-30</w:t>
+      <w:t>2026-07-01</w:t>
       <w:br/>
       <w:br/>
     </w:r>

--- a/klagomål/A 19263-2025 FSC-klagomål.docx
+++ b/klagomål/A 19263-2025 FSC-klagomål.docx
@@ -663,7 +663,7 @@
     <w:r>
       <w:tab/>
       <w:tab/>
-      <w:t>2026-07-01</w:t>
+      <w:t>2026-07-02</w:t>
       <w:br/>
       <w:br/>
     </w:r>

--- a/klagomål/A 19263-2025 FSC-klagomål.docx
+++ b/klagomål/A 19263-2025 FSC-klagomål.docx
@@ -663,7 +663,7 @@
     <w:r>
       <w:tab/>
       <w:tab/>
-      <w:t>2026-07-13</w:t>
+      <w:t>2026-07-14</w:t>
       <w:br/>
       <w:br/>
     </w:r>

--- a/klagomål/A 19263-2025 FSC-klagomål.docx
+++ b/klagomål/A 19263-2025 FSC-klagomål.docx
@@ -663,7 +663,7 @@
     <w:r>
       <w:tab/>
       <w:tab/>
-      <w:t>2026-07-14</w:t>
+      <w:t>2026-07-15</w:t>
       <w:br/>
       <w:br/>
     </w:r>

--- a/klagomål/A 19263-2025 FSC-klagomål.docx
+++ b/klagomål/A 19263-2025 FSC-klagomål.docx
@@ -663,7 +663,7 @@
     <w:r>
       <w:tab/>
       <w:tab/>
-      <w:t>2026-07-15</w:t>
+      <w:t>2026-07-16</w:t>
       <w:br/>
       <w:br/>
     </w:r>

--- a/klagomål/A 19263-2025 FSC-klagomål.docx
+++ b/klagomål/A 19263-2025 FSC-klagomål.docx
@@ -663,7 +663,7 @@
     <w:r>
       <w:tab/>
       <w:tab/>
-      <w:t>2026-07-16</w:t>
+      <w:t>2026-07-17</w:t>
       <w:br/>
       <w:br/>
     </w:r>

--- a/klagomål/A 19263-2025 FSC-klagomål.docx
+++ b/klagomål/A 19263-2025 FSC-klagomål.docx
@@ -663,7 +663,7 @@
     <w:r>
       <w:tab/>
       <w:tab/>
-      <w:t>2026-07-17</w:t>
+      <w:t>2026-07-18</w:t>
       <w:br/>
       <w:br/>
     </w:r>

--- a/klagomål/A 19263-2025 FSC-klagomål.docx
+++ b/klagomål/A 19263-2025 FSC-klagomål.docx
@@ -663,7 +663,7 @@
     <w:r>
       <w:tab/>
       <w:tab/>
-      <w:t>2026-07-18</w:t>
+      <w:t>2026-07-19</w:t>
       <w:br/>
       <w:br/>
     </w:r>

--- a/klagomål/A 19263-2025 FSC-klagomål.docx
+++ b/klagomål/A 19263-2025 FSC-klagomål.docx
@@ -663,7 +663,7 @@
     <w:r>
       <w:tab/>
       <w:tab/>
-      <w:t>2026-07-19</w:t>
+      <w:t>2026-07-20</w:t>
       <w:br/>
       <w:br/>
     </w:r>

--- a/klagomål/A 19263-2025 FSC-klagomål.docx
+++ b/klagomål/A 19263-2025 FSC-klagomål.docx
@@ -663,7 +663,7 @@
     <w:r>
       <w:tab/>
       <w:tab/>
-      <w:t>2026-07-20</w:t>
+      <w:t>2026-07-21</w:t>
       <w:br/>
       <w:br/>
     </w:r>

--- a/klagomål/A 19263-2025 FSC-klagomål.docx
+++ b/klagomål/A 19263-2025 FSC-klagomål.docx
@@ -663,7 +663,7 @@
     <w:r>
       <w:tab/>
       <w:tab/>
-      <w:t>2026-07-21</w:t>
+      <w:t>2026-07-22</w:t>
       <w:br/>
       <w:br/>
     </w:r>

--- a/klagomål/A 19263-2025 FSC-klagomål.docx
+++ b/klagomål/A 19263-2025 FSC-klagomål.docx
@@ -663,7 +663,7 @@
     <w:r>
       <w:tab/>
       <w:tab/>
-      <w:t>2026-07-22</w:t>
+      <w:t>2026-07-23</w:t>
       <w:br/>
       <w:br/>
     </w:r>

--- a/klagomål/A 19263-2025 FSC-klagomål.docx
+++ b/klagomål/A 19263-2025 FSC-klagomål.docx
@@ -663,7 +663,7 @@
     <w:r>
       <w:tab/>
       <w:tab/>
-      <w:t>2026-07-23</w:t>
+      <w:t>2026-07-24</w:t>
       <w:br/>
       <w:br/>
     </w:r>

--- a/klagomål/A 19263-2025 FSC-klagomål.docx
+++ b/klagomål/A 19263-2025 FSC-klagomål.docx
@@ -663,7 +663,7 @@
     <w:r>
       <w:tab/>
       <w:tab/>
-      <w:t>2026-07-24</w:t>
+      <w:t>2026-07-25</w:t>
       <w:br/>
       <w:br/>
     </w:r>

--- a/klagomål/A 19263-2025 FSC-klagomål.docx
+++ b/klagomål/A 19263-2025 FSC-klagomål.docx
@@ -663,7 +663,7 @@
     <w:r>
       <w:tab/>
       <w:tab/>
-      <w:t>2026-07-25</w:t>
+      <w:t>2026-07-26</w:t>
       <w:br/>
       <w:br/>
     </w:r>

--- a/klagomål/A 19263-2025 FSC-klagomål.docx
+++ b/klagomål/A 19263-2025 FSC-klagomål.docx
@@ -663,7 +663,7 @@
     <w:r>
       <w:tab/>
       <w:tab/>
-      <w:t>2026-07-26</w:t>
+      <w:t>2026-07-27</w:t>
       <w:br/>
       <w:br/>
     </w:r>

--- a/klagomål/A 19263-2025 FSC-klagomål.docx
+++ b/klagomål/A 19263-2025 FSC-klagomål.docx
@@ -663,7 +663,7 @@
     <w:r>
       <w:tab/>
       <w:tab/>
-      <w:t>2026-07-27</w:t>
+      <w:t>2026-07-28</w:t>
       <w:br/>
       <w:br/>
     </w:r>

--- a/klagomål/A 19263-2025 FSC-klagomål.docx
+++ b/klagomål/A 19263-2025 FSC-klagomål.docx
@@ -663,7 +663,7 @@
     <w:r>
       <w:tab/>
       <w:tab/>
-      <w:t>2026-07-28</w:t>
+      <w:t>2026-07-29</w:t>
       <w:br/>
       <w:br/>
     </w:r>

--- a/klagomål/A 19263-2025 FSC-klagomål.docx
+++ b/klagomål/A 19263-2025 FSC-klagomål.docx
@@ -663,7 +663,7 @@
     <w:r>
       <w:tab/>
       <w:tab/>
-      <w:t>2026-07-29</w:t>
+      <w:t>2026-07-30</w:t>
       <w:br/>
       <w:br/>
     </w:r>

--- a/klagomål/A 19263-2025 FSC-klagomål.docx
+++ b/klagomål/A 19263-2025 FSC-klagomål.docx
@@ -663,7 +663,7 @@
     <w:r>
       <w:tab/>
       <w:tab/>
-      <w:t>2026-07-30</w:t>
+      <w:t>2026-07-31</w:t>
       <w:br/>
       <w:br/>
     </w:r>

--- a/klagomål/A 19263-2025 FSC-klagomål.docx
+++ b/klagomål/A 19263-2025 FSC-klagomål.docx
@@ -663,7 +663,7 @@
     <w:r>
       <w:tab/>
       <w:tab/>
-      <w:t>2026-07-31</w:t>
+      <w:t>2026-08-01</w:t>
       <w:br/>
       <w:br/>
     </w:r>

--- a/klagomål/A 19263-2025 FSC-klagomål.docx
+++ b/klagomål/A 19263-2025 FSC-klagomål.docx
@@ -663,7 +663,7 @@
     <w:r>
       <w:tab/>
       <w:tab/>
-      <w:t>2026-08-01</w:t>
+      <w:t>2026-08-02</w:t>
       <w:br/>
       <w:br/>
     </w:r>

--- a/klagomål/A 19263-2025 FSC-klagomål.docx
+++ b/klagomål/A 19263-2025 FSC-klagomål.docx
@@ -216,12 +216,12 @@
         <w:spacing w:after="240"/>
       </w:pPr>
       <w:r>
-        <w:t>Figur 1. Fyndplatser för naturvårdsarter inom 21 meter från avverkningsanmälan. Markörer utan svart kant är placerade på fyndplatsen. Markörer med svart kant är placerade vid sidan av fyndplatsen har ett svart streck som visar fyndplatsens exakta position. Kartans mittpunktskoordinat är N 6985247, E 592790 i SWEREF 99 TM.</w:t>
+        <w:t>Figur 1. Fyndplatser för naturvårdsarter inom 23 meter från avverkningsanmälan. Markörer utan svart kant är placerade på fyndplatsen. Markörer med svart kant är placerade vid sidan av fyndplatsen har ett svart streck som visar fyndplatsens exakta position. Kartans mittpunktskoordinat är N 6985247, E 592790 i SWEREF 99 TM.</w:t>
       </w:r>
     </w:p>
     <w:p>
       <w:r>
-        <w:t>Inom 21 meter från avverkningsanmälan finns fynd av 1 naturvårdsarter, varav 1 är rödlistad: vitgrynig nållav (NT). Se Figur 1.</w:t>
+        <w:t>Inom 23 meter från avverkningsanmälan finns fynd av 2 naturvårdsarter, varav 2 är rödlistade och 1 är typisk (T): skrovellav (NT, T) och vitgrynig nållav (NT). Se Figur 1.</w:t>
       </w:r>
     </w:p>
     <w:p>
@@ -245,6 +245,53 @@
     <w:p>
       <w:r>
         <w:t>Nedan följer beskrivningar av de naturvårdsarter och fridlysta arter som har sina livsmiljöer och växtplatser i den avverkningsanmälda skogen. De påträffade naturvårdsarterna är ett tydligt kvitto på att det rör sig om en skog med höga naturvärden.</w:t>
+      </w:r>
+    </w:p>
+    <w:p>
+      <w:r>
+        <w:rPr>
+          <w:b/>
+        </w:rPr>
+        <w:t>Skrovellav (NT)</w:t>
+      </w:r>
+      <w:r>
+        <w:t xml:space="preserve"> växer på gamla lövträd och på klippor i gamla skogar med hög och jämn luftfuktighet. Slutavverkning av kontinuitetsskog utgör det största hotet och lavens fortsatta förekomst bör säkerställas genom att lokaler med äldre skog skyddas. I områden med mycket hög luftfuktighet kan man på bålen av skrovellav finna de sällsynta parasitsvamparna skrovellavsknapp (EN), </w:t>
+      </w:r>
+      <w:r>
+        <w:rPr>
+          <w:i/>
+        </w:rPr>
+        <w:t>Catillaria lobariicola</w:t>
+      </w:r>
+      <w:r>
+        <w:t xml:space="preserve"> (VU) och </w:t>
+      </w:r>
+      <w:r>
+        <w:rPr>
+          <w:i/>
+        </w:rPr>
+        <w:t>Merismatium lobariae</w:t>
+      </w:r>
+      <w:r>
+        <w:t xml:space="preserve"> (DD). Skrovellav är typisk art för </w:t>
+      </w:r>
+      <w:r>
+        <w:rPr>
+          <w:i/>
+        </w:rPr>
+        <w:t xml:space="preserve">9010 Taiga, 9020 Nordlig ädellövskog, 9040 Fjällbjörkskog, 9070 Trädklädd betesmark, 9160 Näringsrik ekskog, 9180 Ädellövskog i branter, 9190 Näringsfattig ekskog, 8210 Kalkbranter </w:t>
+      </w:r>
+      <w:r>
+        <w:t xml:space="preserve">och </w:t>
+      </w:r>
+      <w:r>
+        <w:rPr>
+          <w:i/>
+        </w:rPr>
+        <w:t>6530 Lövängar</w:t>
+      </w:r>
+      <w:r>
+        <w:t xml:space="preserve"> (SLU Artdatabanken, 2026; Nitare &amp; Skogsstyrelsen, 2019).</w:t>
       </w:r>
     </w:p>
     <w:p>
@@ -348,7 +395,7 @@
         <w:rPr>
           <w:i/>
         </w:rPr>
-        <w:t>I det avverkningsanmälda skogsområdet har 1 naturvårdsarter varav 1 rödlistade arter sina livsmiljöer och växtplatser.</w:t>
+        <w:t>I det avverkningsanmälda skogsområdet har 2 naturvårdsarter varav 2 rödlistade arter sina livsmiljöer och växtplatser.</w:t>
       </w:r>
     </w:p>
     <w:p>
@@ -663,7 +710,7 @@
     <w:r>
       <w:tab/>
       <w:tab/>
-      <w:t>2026-08-02</w:t>
+      <w:t>2026-08-03</w:t>
       <w:br/>
       <w:br/>
     </w:r>

--- a/klagomål/A 19263-2025 FSC-klagomål.docx
+++ b/klagomål/A 19263-2025 FSC-klagomål.docx
@@ -710,7 +710,7 @@
     <w:r>
       <w:tab/>
       <w:tab/>
-      <w:t>2026-08-03</w:t>
+      <w:t>2026-08-05</w:t>
       <w:br/>
       <w:br/>
     </w:r>

--- a/klagomål/A 19263-2025 FSC-klagomål.docx
+++ b/klagomål/A 19263-2025 FSC-klagomål.docx
@@ -710,7 +710,7 @@
     <w:r>
       <w:tab/>
       <w:tab/>
-      <w:t>2026-08-05</w:t>
+      <w:t>2026-08-07</w:t>
       <w:br/>
       <w:br/>
     </w:r>

--- a/klagomål/A 19263-2025 FSC-klagomål.docx
+++ b/klagomål/A 19263-2025 FSC-klagomål.docx
@@ -710,7 +710,7 @@
     <w:r>
       <w:tab/>
       <w:tab/>
-      <w:t>2026-08-07</w:t>
+      <w:t>2026-08-08</w:t>
       <w:br/>
       <w:br/>
     </w:r>

--- a/klagomål/A 19263-2025 FSC-klagomål.docx
+++ b/klagomål/A 19263-2025 FSC-klagomål.docx
@@ -216,12 +216,12 @@
         <w:spacing w:after="240"/>
       </w:pPr>
       <w:r>
-        <w:t>Figur 1. Fyndplatser för naturvårdsarter inom 21 meter från avverkningsanmälan. Markörer utan svart kant är placerade på fyndplatsen. Markörer med svart kant är placerade vid sidan av fyndplatsen har ett svart streck som visar fyndplatsens exakta position. Kartans mittpunktskoordinat är N 6985247, E 592790 i SWEREF 99 TM.</w:t>
+        <w:t>Figur 1. Fyndplatser för naturvårdsarter inom 23 meter från avverkningsanmälan. Markörer utan svart kant är placerade på fyndplatsen. Markörer med svart kant är placerade vid sidan av fyndplatsen och har ett svart streck som visar fyndplatsens exakta position. Kartans mittpunktskoordinat är N 6985247, E 592790 i SWEREF 99 TM.</w:t>
       </w:r>
     </w:p>
     <w:p>
       <w:r>
-        <w:t>Inom 21 meter från avverkningsanmälan finns fynd av 1 naturvårdsarter, varav 1 är rödlistad: vitgrynig nållav (NT). Se Figur 1.</w:t>
+        <w:t>Inom 23 meter från avverkningsanmälan finns fynd av 2 naturvårdsarter, varav 2 är rödlistade och 1 är typisk (T): skrovellav (NT, T) och vitgrynig nållav (NT). Se Figur 1.</w:t>
       </w:r>
     </w:p>
     <w:p>
@@ -245,6 +245,53 @@
     <w:p>
       <w:r>
         <w:t>Nedan följer beskrivningar av de naturvårdsarter och fridlysta arter som har sina livsmiljöer och växtplatser i den avverkningsanmälda skogen. De påträffade naturvårdsarterna är ett tydligt kvitto på att det rör sig om en skog med höga naturvärden.</w:t>
+      </w:r>
+    </w:p>
+    <w:p>
+      <w:r>
+        <w:rPr>
+          <w:b/>
+        </w:rPr>
+        <w:t>Skrovellav (NT)</w:t>
+      </w:r>
+      <w:r>
+        <w:t xml:space="preserve"> växer på gamla lövträd och på klippor i gamla skogar med hög och jämn luftfuktighet. Slutavverkning av kontinuitetsskog utgör det största hotet och lavens fortsatta förekomst bör säkerställas genom att lokaler med äldre skog skyddas. I områden med mycket hög luftfuktighet kan man på bålen av skrovellav finna de sällsynta parasitsvamparna skrovellavsknapp (EN), </w:t>
+      </w:r>
+      <w:r>
+        <w:rPr>
+          <w:i/>
+        </w:rPr>
+        <w:t>Catillaria lobariicola</w:t>
+      </w:r>
+      <w:r>
+        <w:t xml:space="preserve"> (VU) och </w:t>
+      </w:r>
+      <w:r>
+        <w:rPr>
+          <w:i/>
+        </w:rPr>
+        <w:t>Merismatium lobariae</w:t>
+      </w:r>
+      <w:r>
+        <w:t xml:space="preserve"> (DD). Skrovellav är typisk art för </w:t>
+      </w:r>
+      <w:r>
+        <w:rPr>
+          <w:i/>
+        </w:rPr>
+        <w:t xml:space="preserve">9010 Taiga, 9020 Nordlig ädellövskog, 9040 Fjällbjörkskog, 9070 Trädklädd betesmark, 9160 Näringsrik ekskog, 9180 Ädellövskog i branter, 9190 Näringsfattig ekskog, 8210 Kalkbranter </w:t>
+      </w:r>
+      <w:r>
+        <w:t xml:space="preserve">och </w:t>
+      </w:r>
+      <w:r>
+        <w:rPr>
+          <w:i/>
+        </w:rPr>
+        <w:t>6530 Lövängar</w:t>
+      </w:r>
+      <w:r>
+        <w:t xml:space="preserve"> (SLU Artdatabanken, 2026; Nitare &amp; Skogsstyrelsen, 2019).</w:t>
       </w:r>
     </w:p>
     <w:p>
@@ -348,7 +395,7 @@
         <w:rPr>
           <w:i/>
         </w:rPr>
-        <w:t>I det avverkningsanmälda skogsområdet har 1 naturvårdsarter varav 1 rödlistade arter sina livsmiljöer och växtplatser.</w:t>
+        <w:t>I det avverkningsanmälda skogsområdet har 2 naturvårdsarter varav 2 rödlistade arter sina livsmiljöer och växtplatser.</w:t>
       </w:r>
     </w:p>
     <w:p>
@@ -663,7 +710,7 @@
     <w:r>
       <w:tab/>
       <w:tab/>
-      <w:t>2026-08-14</w:t>
+      <w:t>2026-08-15</w:t>
       <w:br/>
       <w:br/>
     </w:r>

--- a/klagomål/A 19263-2025 FSC-klagomål.docx
+++ b/klagomål/A 19263-2025 FSC-klagomål.docx
@@ -710,7 +710,7 @@
     <w:r>
       <w:tab/>
       <w:tab/>
-      <w:t>2026-08-15</w:t>
+      <w:t>2026-08-16</w:t>
       <w:br/>
       <w:br/>
     </w:r>

--- a/klagomål/A 19263-2025 FSC-klagomål.docx
+++ b/klagomål/A 19263-2025 FSC-klagomål.docx
@@ -710,7 +710,7 @@
     <w:r>
       <w:tab/>
       <w:tab/>
-      <w:t>2026-08-16</w:t>
+      <w:t>2026-08-17</w:t>
       <w:br/>
       <w:br/>
     </w:r>

--- a/klagomål/A 19263-2025 FSC-klagomål.docx
+++ b/klagomål/A 19263-2025 FSC-klagomål.docx
@@ -710,7 +710,7 @@
     <w:r>
       <w:tab/>
       <w:tab/>
-      <w:t>2026-08-17</w:t>
+      <w:t>2026-08-18</w:t>
       <w:br/>
       <w:br/>
     </w:r>

--- a/klagomål/A 19263-2025 FSC-klagomål.docx
+++ b/klagomål/A 19263-2025 FSC-klagomål.docx
@@ -710,7 +710,7 @@
     <w:r>
       <w:tab/>
       <w:tab/>
-      <w:t>2026-08-18</w:t>
+      <w:t>2026-08-19</w:t>
       <w:br/>
       <w:br/>
     </w:r>

--- a/klagomål/A 19263-2025 FSC-klagomål.docx
+++ b/klagomål/A 19263-2025 FSC-klagomål.docx
@@ -710,7 +710,7 @@
     <w:r>
       <w:tab/>
       <w:tab/>
-      <w:t>2026-08-19</w:t>
+      <w:t>2026-08-20</w:t>
       <w:br/>
       <w:br/>
     </w:r>

--- a/klagomål/A 19263-2025 FSC-klagomål.docx
+++ b/klagomål/A 19263-2025 FSC-klagomål.docx
@@ -710,7 +710,7 @@
     <w:r>
       <w:tab/>
       <w:tab/>
-      <w:t>2026-08-20</w:t>
+      <w:t>2026-08-21</w:t>
       <w:br/>
       <w:br/>
     </w:r>

--- a/klagomål/A 19263-2025 FSC-klagomål.docx
+++ b/klagomål/A 19263-2025 FSC-klagomål.docx
@@ -710,7 +710,7 @@
     <w:r>
       <w:tab/>
       <w:tab/>
-      <w:t>2026-08-21</w:t>
+      <w:t>2026-08-22</w:t>
       <w:br/>
       <w:br/>
     </w:r>

--- a/klagomål/A 19263-2025 FSC-klagomål.docx
+++ b/klagomål/A 19263-2025 FSC-klagomål.docx
@@ -710,7 +710,7 @@
     <w:r>
       <w:tab/>
       <w:tab/>
-      <w:t>2026-08-22</w:t>
+      <w:t>2026-08-23</w:t>
       <w:br/>
       <w:br/>
     </w:r>

--- a/klagomål/A 19263-2025 FSC-klagomål.docx
+++ b/klagomål/A 19263-2025 FSC-klagomål.docx
@@ -710,7 +710,7 @@
     <w:r>
       <w:tab/>
       <w:tab/>
-      <w:t>2026-08-23</w:t>
+      <w:t>2026-08-24</w:t>
       <w:br/>
       <w:br/>
     </w:r>

--- a/klagomål/A 19263-2025 FSC-klagomål.docx
+++ b/klagomål/A 19263-2025 FSC-klagomål.docx
@@ -710,7 +710,7 @@
     <w:r>
       <w:tab/>
       <w:tab/>
-      <w:t>2026-08-24</w:t>
+      <w:t>2026-08-25</w:t>
       <w:br/>
       <w:br/>
     </w:r>

--- a/klagomål/A 19263-2025 FSC-klagomål.docx
+++ b/klagomål/A 19263-2025 FSC-klagomål.docx
@@ -710,7 +710,7 @@
     <w:r>
       <w:tab/>
       <w:tab/>
-      <w:t>2026-08-25</w:t>
+      <w:t>2026-08-26</w:t>
       <w:br/>
       <w:br/>
     </w:r>

--- a/klagomål/A 19263-2025 FSC-klagomål.docx
+++ b/klagomål/A 19263-2025 FSC-klagomål.docx
@@ -710,7 +710,7 @@
     <w:r>
       <w:tab/>
       <w:tab/>
-      <w:t>2026-08-26</w:t>
+      <w:t>2026-08-27</w:t>
       <w:br/>
       <w:br/>
     </w:r>

--- a/klagomål/A 19263-2025 FSC-klagomål.docx
+++ b/klagomål/A 19263-2025 FSC-klagomål.docx
@@ -710,7 +710,7 @@
     <w:r>
       <w:tab/>
       <w:tab/>
-      <w:t>2026-08-27</w:t>
+      <w:t>2026-08-28</w:t>
       <w:br/>
       <w:br/>
     </w:r>

--- a/klagomål/A 19263-2025 FSC-klagomål.docx
+++ b/klagomål/A 19263-2025 FSC-klagomål.docx
@@ -710,7 +710,7 @@
     <w:r>
       <w:tab/>
       <w:tab/>
-      <w:t>2026-08-28</w:t>
+      <w:t>2026-08-29</w:t>
       <w:br/>
       <w:br/>
     </w:r>

--- a/klagomål/A 19263-2025 FSC-klagomål.docx
+++ b/klagomål/A 19263-2025 FSC-klagomål.docx
@@ -710,7 +710,7 @@
     <w:r>
       <w:tab/>
       <w:tab/>
-      <w:t>2026-08-29</w:t>
+      <w:t>2026-08-31</w:t>
       <w:br/>
       <w:br/>
     </w:r>

--- a/klagomål/A 19263-2025 FSC-klagomål.docx
+++ b/klagomål/A 19263-2025 FSC-klagomål.docx
@@ -710,7 +710,7 @@
     <w:r>
       <w:tab/>
       <w:tab/>
-      <w:t>2026-08-31</w:t>
+      <w:t>2026-09-01</w:t>
       <w:br/>
       <w:br/>
     </w:r>

--- a/klagomål/A 19263-2025 FSC-klagomål.docx
+++ b/klagomål/A 19263-2025 FSC-klagomål.docx
@@ -710,7 +710,7 @@
     <w:r>
       <w:tab/>
       <w:tab/>
-      <w:t>2026-09-01</w:t>
+      <w:t>2026-09-02</w:t>
       <w:br/>
       <w:br/>
     </w:r>

--- a/klagomål/A 19263-2025 FSC-klagomål.docx
+++ b/klagomål/A 19263-2025 FSC-klagomål.docx
@@ -710,7 +710,7 @@
     <w:r>
       <w:tab/>
       <w:tab/>
-      <w:t>2026-09-02</w:t>
+      <w:t>2026-09-03</w:t>
       <w:br/>
       <w:br/>
     </w:r>

--- a/klagomål/A 19263-2025 FSC-klagomål.docx
+++ b/klagomål/A 19263-2025 FSC-klagomål.docx
@@ -710,7 +710,7 @@
     <w:r>
       <w:tab/>
       <w:tab/>
-      <w:t>2026-09-03</w:t>
+      <w:t>2026-09-04</w:t>
       <w:br/>
       <w:br/>
     </w:r>

--- a/klagomål/A 19263-2025 FSC-klagomål.docx
+++ b/klagomål/A 19263-2025 FSC-klagomål.docx
@@ -710,7 +710,7 @@
     <w:r>
       <w:tab/>
       <w:tab/>
-      <w:t>2026-09-04</w:t>
+      <w:t>2026-09-05</w:t>
       <w:br/>
       <w:br/>
     </w:r>

--- a/klagomål/A 19263-2025 FSC-klagomål.docx
+++ b/klagomål/A 19263-2025 FSC-klagomål.docx
@@ -710,7 +710,7 @@
     <w:r>
       <w:tab/>
       <w:tab/>
-      <w:t>2026-09-05</w:t>
+      <w:t>2026-09-06</w:t>
       <w:br/>
       <w:br/>
     </w:r>

--- a/klagomål/A 19263-2025 FSC-klagomål.docx
+++ b/klagomål/A 19263-2025 FSC-klagomål.docx
@@ -710,7 +710,7 @@
     <w:r>
       <w:tab/>
       <w:tab/>
-      <w:t>2026-09-06</w:t>
+      <w:t>2026-09-07</w:t>
       <w:br/>
       <w:br/>
     </w:r>

--- a/klagomål/A 19263-2025 FSC-klagomål.docx
+++ b/klagomål/A 19263-2025 FSC-klagomål.docx
@@ -710,7 +710,7 @@
     <w:r>
       <w:tab/>
       <w:tab/>
-      <w:t>2026-09-07</w:t>
+      <w:t>2026-09-08</w:t>
       <w:br/>
       <w:br/>
     </w:r>

--- a/klagomål/A 19263-2025 FSC-klagomål.docx
+++ b/klagomål/A 19263-2025 FSC-klagomål.docx
@@ -710,7 +710,7 @@
     <w:r>
       <w:tab/>
       <w:tab/>
-      <w:t>2026-09-08</w:t>
+      <w:t>2026-09-09</w:t>
       <w:br/>
       <w:br/>
     </w:r>

--- a/klagomål/A 19263-2025 FSC-klagomål.docx
+++ b/klagomål/A 19263-2025 FSC-klagomål.docx
@@ -710,7 +710,7 @@
     <w:r>
       <w:tab/>
       <w:tab/>
-      <w:t>2026-09-09</w:t>
+      <w:t>2026-09-10</w:t>
       <w:br/>
       <w:br/>
     </w:r>

--- a/klagomål/A 19263-2025 FSC-klagomål.docx
+++ b/klagomål/A 19263-2025 FSC-klagomål.docx
@@ -710,7 +710,7 @@
     <w:r>
       <w:tab/>
       <w:tab/>
-      <w:t>2026-09-10</w:t>
+      <w:t>2026-09-11</w:t>
       <w:br/>
       <w:br/>
     </w:r>

--- a/klagomål/A 19263-2025 FSC-klagomål.docx
+++ b/klagomål/A 19263-2025 FSC-klagomål.docx
@@ -710,7 +710,7 @@
     <w:r>
       <w:tab/>
       <w:tab/>
-      <w:t>2026-09-11</w:t>
+      <w:t>2026-09-12</w:t>
       <w:br/>
       <w:br/>
     </w:r>
